--- a/row/es/email.docx
+++ b/row/es/email.docx
@@ -1182,7 +1182,19 @@
                             <w:lang w:val="es-ES" w:eastAsia="en-GB"/>
                             <w14:ligatures w14:val="none"/>
                           </w:rPr>
-                          <w:t>}}, O envíenos un correo a: {{</w:t>
+                          <w:t xml:space="preserve">}}, </w:t>
+                        </w:r>
+                        <w:r>
+                          <w:rPr>
+                            <w:rFonts w:ascii="Source Sans Pro" w:eastAsia="Times New Roman" w:hAnsi="Source Sans Pro" w:cs="Times New Roman"/>
+                            <w:color w:val="343741"/>
+                            <w:kern w:val="0"/>
+                            <w:highlight w:val="yellow"/>
+                            <w:lang w:val="es-ES" w:eastAsia="en-GB"/>
+                            <w14:ligatures w14:val="none"/>
+                          </w:rPr>
+                          <w:lastRenderedPageBreak/>
+                          <w:t>O envíenos un correo a: {{</w:t>
                         </w:r>
                         <w:proofErr w:type="spellStart"/>
                         <w:r>
@@ -1250,6 +1262,7 @@
                             <w:lang w:val="es-ES" w:eastAsia="en-GB"/>
                             <w14:ligatures w14:val="none"/>
                           </w:rPr>
+                          <w:lastRenderedPageBreak/>
                           <w:t>Si desea recibir su documentación contractual por correo postal, puede solicitarlo llamando al teléfono indicado o enviando un correo a la dirección facilitada.</w:t>
                         </w:r>
                       </w:p>
@@ -1440,6 +1453,7 @@
                       <w:lang w:val="es-ES" w:eastAsia="en-GB"/>
                       <w14:ligatures w14:val="none"/>
                     </w:rPr>
+                    <w:lastRenderedPageBreak/>
                     <w:t>¿Qué pasa si tengo una pregunta sobre la Póliza?</w:t>
                   </w:r>
                 </w:p>
@@ -1478,7 +1492,79 @@
                       <w:lang w:eastAsia="en-GB"/>
                       <w14:ligatures w14:val="none"/>
                     </w:rPr>
-                    <w:t xml:space="preserve">Si tiene alguna pregunta </w:t>
+                    <w:t xml:space="preserve">Si </w:t>
+                  </w:r>
+                  <w:proofErr w:type="spellStart"/>
+                  <w:r>
+                    <w:rPr>
+                      <w:rFonts w:ascii="Source Sans Pro" w:eastAsia="Times New Roman" w:hAnsi="Source Sans Pro" w:cs="Times New Roman"/>
+                      <w:color w:val="343741"/>
+                      <w:kern w:val="0"/>
+                      <w:highlight w:val="yellow"/>
+                      <w:lang w:eastAsia="en-GB"/>
+                      <w14:ligatures w14:val="none"/>
+                    </w:rPr>
+                    <w:t>tiene</w:t>
+                  </w:r>
+                  <w:proofErr w:type="spellEnd"/>
+                  <w:r>
+                    <w:rPr>
+                      <w:rFonts w:ascii="Source Sans Pro" w:eastAsia="Times New Roman" w:hAnsi="Source Sans Pro" w:cs="Times New Roman"/>
+                      <w:color w:val="343741"/>
+                      <w:kern w:val="0"/>
+                      <w:highlight w:val="yellow"/>
+                      <w:lang w:eastAsia="en-GB"/>
+                      <w14:ligatures w14:val="none"/>
+                    </w:rPr>
+                    <w:t xml:space="preserve"> </w:t>
+                  </w:r>
+                  <w:proofErr w:type="spellStart"/>
+                  <w:r>
+                    <w:rPr>
+                      <w:rFonts w:ascii="Source Sans Pro" w:eastAsia="Times New Roman" w:hAnsi="Source Sans Pro" w:cs="Times New Roman"/>
+                      <w:color w:val="343741"/>
+                      <w:kern w:val="0"/>
+                      <w:highlight w:val="yellow"/>
+                      <w:lang w:eastAsia="en-GB"/>
+                      <w14:ligatures w14:val="none"/>
+                    </w:rPr>
+                    <w:t>alguna</w:t>
+                  </w:r>
+                  <w:proofErr w:type="spellEnd"/>
+                  <w:r>
+                    <w:rPr>
+                      <w:rFonts w:ascii="Source Sans Pro" w:eastAsia="Times New Roman" w:hAnsi="Source Sans Pro" w:cs="Times New Roman"/>
+                      <w:color w:val="343741"/>
+                      <w:kern w:val="0"/>
+                      <w:highlight w:val="yellow"/>
+                      <w:lang w:eastAsia="en-GB"/>
+                      <w14:ligatures w14:val="none"/>
+                    </w:rPr>
+                    <w:t xml:space="preserve"> </w:t>
+                  </w:r>
+                  <w:proofErr w:type="spellStart"/>
+                  <w:r>
+                    <w:rPr>
+                      <w:rFonts w:ascii="Source Sans Pro" w:eastAsia="Times New Roman" w:hAnsi="Source Sans Pro" w:cs="Times New Roman"/>
+                      <w:color w:val="343741"/>
+                      <w:kern w:val="0"/>
+                      <w:highlight w:val="yellow"/>
+                      <w:lang w:eastAsia="en-GB"/>
+                      <w14:ligatures w14:val="none"/>
+                    </w:rPr>
+                    <w:t>pregunta</w:t>
+                  </w:r>
+                  <w:proofErr w:type="spellEnd"/>
+                  <w:r>
+                    <w:rPr>
+                      <w:rFonts w:ascii="Source Sans Pro" w:eastAsia="Times New Roman" w:hAnsi="Source Sans Pro" w:cs="Times New Roman"/>
+                      <w:color w:val="343741"/>
+                      <w:kern w:val="0"/>
+                      <w:highlight w:val="yellow"/>
+                      <w:lang w:eastAsia="en-GB"/>
+                      <w14:ligatures w14:val="none"/>
+                    </w:rPr>
+                    <w:t xml:space="preserve"> </w:t>
                   </w:r>
                   <w:proofErr w:type="spellStart"/>
                   <w:r>
@@ -1870,6 +1956,7 @@
                       <w:lang w:eastAsia="en-GB"/>
                       <w14:ligatures w14:val="none"/>
                     </w:rPr>
+                    <w:lastRenderedPageBreak/>
                     <w:t xml:space="preserve">- </w:t>
                   </w:r>
                   <w:proofErr w:type="spellStart"/>
@@ -2165,6 +2252,7 @@
                       <w:lang w:eastAsia="en-GB"/>
                       <w14:ligatures w14:val="none"/>
                     </w:rPr>
+                    <w:lastRenderedPageBreak/>
                     <w:t>¿</w:t>
                   </w:r>
                   <w:proofErr w:type="spellStart"/>
